--- a/3.4 Hoofdstuk 4 - Internationale markten/3.4.3 Paragraaf 3 - Intra-industriele handel/3. Oefenen/basisopgaven/3.4.3 Intra-industriele handel – basis – antwoorden.docx
+++ b/3.4 Hoofdstuk 4 - Internationale markten/3.4.3 Paragraaf 3 - Intra-industriele handel/3. Oefenen/basisopgaven/3.4.3 Intra-industriele handel – basis – antwoorden.docx
@@ -1099,6 +1099,18 @@
                 <w:szCs w:val="22"/>
               </w:rPr>
               <w:t xml:space="preserve">Op 1 januari 2002 verving de euro twaalf nationale munten. Geef in onderstaand schema bij elke pijl aan of er een positief (+) of negatief (–) verband is.</w:t>
+            </w:r>
+          </w:p>
+          <w:p>
+            <w:r>
+              <w:rPr>
+                <w:noProof/>
+              </w:rPr>
+              <w:pict>
+                <v:shape id="Image 1" o:spid="_x0000_i1026" type="#_x0000_t75" style="width:222pt;height:207.6pt;visibility:visible">
+                  <v:imagedata r:id="rId10" o:title=""/>
+                </v:shape>
+              </w:pict>
             </w:r>
           </w:p>
         </w:tc>
